--- a/Reports/MS_Appendix_1_2026-09-23.docx
+++ b/Reports/MS_Appendix_1_2026-09-23.docx
@@ -19,7 +19,7 @@
       </w:pPr>
       <w:r>
         <w:rPr/>
-        <w:t>Invalid Date</w:t>
+        <w:t>2026-09-23</w:t>
       </w:r>
     </w:p>
     <w:p>
